--- a/products-storage/04-polnyy-komplekt-pto/01-30-bazovye-pakety/02-dopraboty-bez-poter/00-INSTRUKCIYA.docx
+++ b/products-storage/04-polnyy-komplekt-pto/01-30-bazovye-pakety/02-dopraboty-bez-poter/00-INSTRUKCIYA.docx
@@ -7,15 +7,12 @@
         <w:pStyle w:val="Title"/>
       </w:pPr>
       <w:r>
-        <w:rPr>
-          <w:b/>
-        </w:rPr>
-        <w:t>Как внедрить пакет «Допработы без потерь»</w:t>
+        <w:t>Инструкция к комплекту «Дополнительные работы: как получить оплату»</w:t>
       </w:r>
     </w:p>
     <w:p>
       <w:r>
-        <w:t>Зафиксировать основание, объём, цену и срок до выполнения дополнительной работы.</w:t>
+        <w:t>Комплект помогает оформить дополнительный объём так, чтобы у вас были письменные основания: поручение, согласованные объём, цена и срок, — и включить этот объём в закрывающие документы. Порядок работы зависит от того, начаты ли работы. Сначала определите свой случай, потом идите по шагам своего раздела.</w:t>
       </w:r>
     </w:p>
     <w:p>
@@ -23,47 +20,36 @@
         <w:pStyle w:val="Heading1"/>
       </w:pPr>
       <w:r>
-        <w:t>Быстрый запуск за 60 минут</w:t>
+        <w:t>1. Какой у вас случай</w:t>
       </w:r>
     </w:p>
     <w:p>
       <w:pPr>
-        <w:pStyle w:val="ListNumber"/>
+        <w:pStyle w:val="ListBullet"/>
       </w:pPr>
       <w:r>
-        <w:t>Скопируйте папку и назовите её по объекту и договору.</w:t>
+        <w:t>«Работы ещё не начаты» — заказчик просит сделать сверх договора, а вы ещё не приступили. Идите по разделу 2.</w:t>
       </w:r>
     </w:p>
     <w:p>
       <w:pPr>
-        <w:pStyle w:val="ListNumber"/>
+        <w:pStyle w:val="ListBullet"/>
       </w:pPr>
       <w:r>
-        <w:t>Назначьте владельца каждого реестра и резервного исполнителя.</w:t>
+        <w:t>«Работы уже выполнены без подписанных бумаг» — объём сделан по устной просьбе или по ходу работ, письменного согласования до начала нет. Идите по разделу 3. Этот маршрут помогает собрать подтверждения поручения и фактического объёма.</w:t>
       </w:r>
     </w:p>
     <w:p>
       <w:pPr>
-        <w:pStyle w:val="ListNumber"/>
+        <w:pStyle w:val="ListBullet"/>
       </w:pPr>
       <w:r>
-        <w:t>Заполните постоянные данные: стороны, договор, объект, каналы уведомлений.</w:t>
+        <w:t>Часть уже сделана, часть ещё нет — сделанную часть ведите по разделу 3, остальное по разделу 2, отдельными строками журнала.</w:t>
       </w:r>
     </w:p>
     <w:p>
-      <w:pPr>
-        <w:pStyle w:val="ListNumber"/>
-      </w:pPr>
       <w:r>
-        <w:t>Выберите один текущий объём и проведите его по документам пакета.</w:t>
-      </w:r>
-    </w:p>
-    <w:p>
-      <w:pPr>
-        <w:pStyle w:val="ListNumber"/>
-      </w:pPr>
-      <w:r>
-        <w:t>Поставьте контрольные даты в календарь и проводите короткую проверку дважды в неделю.</w:t>
+        <w:t>Общий порядок на одной странице — 10-algoritm-doprabot.pdf. Разделы 2 и 3 раскладывают его по файлам комплекта.</w:t>
       </w:r>
     </w:p>
     <w:p>
@@ -71,51 +57,236 @@
         <w:pStyle w:val="Heading1"/>
       </w:pPr>
       <w:r>
-        <w:t>Состав и назначение</w:t>
+        <w:t>2. Случай А. Работы ещё не начаты</w:t>
+      </w:r>
+    </w:p>
+    <w:p>
+      <w:pPr>
+        <w:ind w:left="454" w:hanging="454"/>
+      </w:pPr>
+      <w:r>
+        <w:t>1. Зафиксируйте просьбу письменно: 03-uvedomlenie-o-doprabotah.docx — уведомление заказчику о выявленной работе и запросе решения. Выберите маршрут А, заполните фактические реквизиты, состав объёма, срок ответа, статус участка и приложения. Маршрут Б перед отправкой удалите.</w:t>
+      </w:r>
+    </w:p>
+    <w:p>
+      <w:pPr>
+        <w:ind w:left="454" w:hanging="454"/>
+      </w:pPr>
+      <w:r>
+        <w:t>2. Отделите дополнительный объём от договорного и опишите его: 02-soglasovanie-obema.docx — причина, отличие от исходного объёма, границы, единица, количество и подтверждающий документ. Выберите маршрут А и удалите маршрут Б в отправляемом экземпляре. Реквизиты поручения 01 в форме 02 внесите после получения поручения на шаге 5.</w:t>
+      </w:r>
+    </w:p>
+    <w:p>
+      <w:pPr>
+        <w:ind w:left="454" w:hanging="454"/>
+      </w:pPr>
+      <w:r>
+        <w:t>3. Посчитайте цену: 07-raschet-stoimosti.xlsx — одна позиция в строке, в колонке «Источник цены» укажите, откуда взята цена.</w:t>
+      </w:r>
+    </w:p>
+    <w:p>
+      <w:pPr>
+        <w:ind w:left="454" w:hanging="454"/>
+      </w:pPr>
+      <w:r>
+        <w:t>4. Оцените влияние на срок: 05-izmenenie-srokov.docx — затронутые операции, дополнительная продолжительность, новая контрольная дата и обновлённый график.</w:t>
+      </w:r>
+    </w:p>
+    <w:p>
+      <w:pPr>
+        <w:ind w:left="454" w:hanging="454"/>
+      </w:pPr>
+      <w:r>
+        <w:t>5. Получите письменное поручение до начала работ: 01-prikaz-na-dopobem.docx — кто поручает, что, где, в каком объёме, где зафиксированы цена, срок и приёмка. Проверьте, что подписывает лицо с полномочиями по вашему договору.</w:t>
+      </w:r>
+    </w:p>
+    <w:p>
+      <w:pPr>
+        <w:ind w:left="454" w:hanging="454"/>
+      </w:pPr>
+      <w:r>
+        <w:t>6. Закрепите объём и цену допсоглашением: 11-dopsoglashenie-obem-i-cena.docx, приложения — описание объёма из 02-soglasovanie-obema.docx и расчёт из 07-raschet-stoimosti.xlsx. Если меняется срок — 12-dopsoglashenie-sroki-doprabot.docx.</w:t>
+      </w:r>
+    </w:p>
+    <w:p>
+      <w:pPr>
+        <w:ind w:left="454" w:hanging="454"/>
+      </w:pPr>
+      <w:r>
+        <w:t>7. Если ответа нет по применимому сроку и соответствующие работы приостановлены — 06-pismo-o-priostanovke.docx. Укажите точные позиции, дату, меры сохранности и подтверждение доставки уведомления 03.</w:t>
+      </w:r>
+    </w:p>
+    <w:p>
+      <w:pPr>
+        <w:ind w:left="454" w:hanging="454"/>
+      </w:pPr>
+      <w:r>
+        <w:t>8. По ходу работ ведите 08-zhurnal-doprabot.xlsx (каждая позиция — строка со статусом) и снимайте по 09-checklist-fotofiksacii.pdf. Работы, которые закроются следующими, оформите до закрытия: 04-akt-skrytyh-rabot.docx — форму и подписантов сверьте с проектом и требованиями заказчика.</w:t>
+      </w:r>
+    </w:p>
+    <w:p>
+      <w:pPr>
+        <w:ind w:left="454" w:hanging="454"/>
+      </w:pPr>
+      <w:r>
+        <w:t>9. Включите согласованный объём в закрывающие документы и отметьте в журнале колонки «Включено в КС-2» и «Оплачено».</w:t>
+      </w:r>
+    </w:p>
+    <w:p>
+      <w:r>
+        <w:t>Случай А закрыт, когда дополнительный объём согласован письменно до начала работ либо оформлен допсоглашением с ценой и сроком.</w:t>
+      </w:r>
+    </w:p>
+    <w:p>
+      <w:pPr>
+        <w:pStyle w:val="Heading1"/>
+      </w:pPr>
+      <w:r>
+        <w:t>3. Случай Б. Работы уже выполнены без подписанных бумаг</w:t>
+      </w:r>
+    </w:p>
+    <w:p>
+      <w:r>
+        <w:t>Соберите документы, подтверждающие просьбу заказчика и выполненный объём. Зафиксируйте их в журнале, рассчитайте стоимость и направьте предложение оформить дополнительный объём текущей датой.</w:t>
+      </w:r>
+    </w:p>
+    <w:p>
+      <w:pPr>
+        <w:ind w:left="454" w:hanging="454"/>
+      </w:pPr>
+      <w:r>
+        <w:t>1. Оформляйте документы текущей датой. Письменное поручение 01 относится к работам до их начала; для выполненного объёма переходите к журналу, подтверждениям и уведомлению.</w:t>
+      </w:r>
+    </w:p>
+    <w:p>
+      <w:pPr>
+        <w:ind w:left="454" w:hanging="454"/>
+      </w:pPr>
+      <w:r>
+        <w:t>2. Соберите, чем подтверждается просьба заказчика и выполнение: переписку, записи в журналах работ, протоколы совещаний, исполнительную документацию, фото с датами. Внесите каждую позицию в 08-zhurnal-doprabot.xlsx, в колонке «Основание» — чем она подтверждена.</w:t>
+      </w:r>
+    </w:p>
+    <w:p>
+      <w:pPr>
+        <w:ind w:left="454" w:hanging="454"/>
+      </w:pPr>
+      <w:r>
+        <w:t>3. Для каждой позиции укажите в журнале конкретное подтверждение поручения и выполнения. Отдельно отметьте позиции, по которым нужно собрать дополнительные документы или переписку.</w:t>
+      </w:r>
+    </w:p>
+    <w:p>
+      <w:pPr>
+        <w:ind w:left="454" w:hanging="454"/>
+      </w:pPr>
+      <w:r>
+        <w:t>4. Разложите имеющиеся фото по 09-checklist-fotofiksacii.pdf и отметьте, каких кадров нет. Если выполненное ещё доступно для осмотра, а следующие работы его закроют, — оформите 04-akt-skrytyh-rabot.docx до закрытия.</w:t>
+      </w:r>
+    </w:p>
+    <w:p>
+      <w:pPr>
+        <w:ind w:left="454" w:hanging="454"/>
+      </w:pPr>
+      <w:r>
+        <w:t>5. Опишите объём в 02-soglasovanie-obema.docx (маршрут Б: фактический период, просьба заказчика и подтверждения по позициям) и посчитайте цену в 07-raschet-stoimosti.xlsx.</w:t>
+      </w:r>
+    </w:p>
+    <w:p>
+      <w:pPr>
+        <w:ind w:left="454" w:hanging="454"/>
+      </w:pPr>
+      <w:r>
+        <w:t>6. Направьте заказчику 03-uvedomlenie-o-doprabotah.docx: когда и по чьей просьбе выполнен объём, приложения — 02 и расчёт из 07, просьба согласовать объём и цену. Выберите маршрут Б с фактическими датами и документами; удалите маршрут А и относящиеся к нему поля. В приложениях укажите 02, расчёт 07 и подтверждения выполнения. Не меняйте дату уже выполненных работ и дату текущего уведомления.</w:t>
+      </w:r>
+    </w:p>
+    <w:p>
+      <w:pPr>
+        <w:ind w:left="454" w:hanging="454"/>
+      </w:pPr>
+      <w:r>
+        <w:t>7. Предложите оформить объём допсоглашением 11-dopsoglashenie-obem-i-cena.docx — в п. 1 укажите фактическое подтверждение просьбы заказчика; поручение 01 оставьте только для планируемых работ. Если выполненные работы сдвинули сроки, сначала подготовьте обоснование 05, затем соглашение 12.</w:t>
+      </w:r>
+    </w:p>
+    <w:p>
+      <w:pPr>
+        <w:ind w:left="454" w:hanging="454"/>
+      </w:pPr>
+      <w:r>
+        <w:t>8. После подписания оформите приёмочные документы по договору и отметьте в журнале включение в КС-2 и фактическое поступление оплаты отдельно.</w:t>
+      </w:r>
+    </w:p>
+    <w:p>
+      <w:pPr>
+        <w:ind w:left="454" w:hanging="454"/>
+      </w:pPr>
+      <w:r>
+        <w:t>9. При отказе или отсутствии ответа сохраните уведомление, доказательства доставки, переписку, журнал, акты и расчёт стоимости единым пакетом для следующего этапа работы с задолженностью.</w:t>
+      </w:r>
+    </w:p>
+    <w:p>
+      <w:pPr>
+        <w:pStyle w:val="Heading1"/>
+      </w:pPr>
+      <w:r>
+        <w:t>4. Что лежит в архиве</w:t>
       </w:r>
     </w:p>
     <w:tbl>
       <w:tblPr>
+        <w:tblStyle w:val="TableGrid"/>
         <w:tblW w:type="auto" w:w="0"/>
-        <w:jc w:val="center"/>
         <w:tblLook w:firstColumn="1" w:firstRow="1" w:lastColumn="0" w:lastRow="0" w:noHBand="0" w:noVBand="1" w:val="04A0"/>
       </w:tblPr>
       <w:tblGrid>
-        <w:gridCol w:w="3120"/>
-        <w:gridCol w:w="3120"/>
-        <w:gridCol w:w="3120"/>
+        <w:gridCol w:w="3324"/>
+        <w:gridCol w:w="3324"/>
+        <w:gridCol w:w="3324"/>
       </w:tblGrid>
       <w:tr>
         <w:tc>
           <w:tcPr>
-            <w:tcW w:type="dxa" w:w="3120"/>
-            <w:shd w:fill="E9E5DC"/>
+            <w:tcW w:type="dxa" w:w="3324"/>
+            <w:shd w:fill="303336"/>
           </w:tcPr>
           <w:p>
             <w:r>
+              <w:rPr>
+                <w:b/>
+                <w:color w:val="FFFFFF"/>
+              </w:rPr>
               <w:t>Файл</w:t>
             </w:r>
           </w:p>
         </w:tc>
         <w:tc>
           <w:tcPr>
-            <w:tcW w:type="dxa" w:w="3120"/>
-            <w:shd w:fill="E9E5DC"/>
+            <w:tcW w:type="dxa" w:w="3324"/>
+            <w:shd w:fill="303336"/>
           </w:tcPr>
           <w:p>
             <w:r>
-              <w:t>Когда использовать</w:t>
+              <w:rPr>
+                <w:b/>
+                <w:color w:val="FFFFFF"/>
+              </w:rPr>
+              <w:t>Что это</w:t>
             </w:r>
           </w:p>
         </w:tc>
         <w:tc>
           <w:tcPr>
-            <w:tcW w:type="dxa" w:w="3120"/>
-            <w:shd w:fill="E9E5DC"/>
+            <w:tcW w:type="dxa" w:w="3324"/>
+            <w:shd w:fill="303336"/>
           </w:tcPr>
           <w:p>
+            <w:pPr>
+              <w:jc w:val="center"/>
+            </w:pPr>
             <w:r>
-              <w:t>Результат</w:t>
+              <w:rPr>
+                <w:b/>
+                <w:color w:val="FFFFFF"/>
+              </w:rPr>
+              <w:t>Случай</w:t>
             </w:r>
           </w:p>
         </w:tc>
@@ -123,7 +294,112 @@
       <w:tr>
         <w:tc>
           <w:tcPr>
-            <w:tcW w:type="dxa" w:w="3120"/>
+            <w:tcW w:type="dxa" w:w="3324"/>
+          </w:tcPr>
+          <w:p>
+            <w:r>
+              <w:t>00-START-HERE.txt</w:t>
+            </w:r>
+          </w:p>
+        </w:tc>
+        <w:tc>
+          <w:tcPr>
+            <w:tcW w:type="dxa" w:w="3324"/>
+          </w:tcPr>
+          <w:p>
+            <w:r>
+              <w:t>С чего начать: ситуация, состав, границы</w:t>
+            </w:r>
+          </w:p>
+        </w:tc>
+        <w:tc>
+          <w:tcPr>
+            <w:tcW w:type="dxa" w:w="3324"/>
+          </w:tcPr>
+          <w:p>
+            <w:pPr>
+              <w:jc w:val="center"/>
+            </w:pPr>
+            <w:r>
+              <w:t>—</w:t>
+            </w:r>
+          </w:p>
+        </w:tc>
+      </w:tr>
+      <w:tr>
+        <w:tc>
+          <w:tcPr>
+            <w:tcW w:type="dxa" w:w="3324"/>
+          </w:tcPr>
+          <w:p>
+            <w:r>
+              <w:t>00-INSTRUKCIYA.docx</w:t>
+            </w:r>
+          </w:p>
+        </w:tc>
+        <w:tc>
+          <w:tcPr>
+            <w:tcW w:type="dxa" w:w="3324"/>
+          </w:tcPr>
+          <w:p>
+            <w:r>
+              <w:t>Эта инструкция, Word</w:t>
+            </w:r>
+          </w:p>
+        </w:tc>
+        <w:tc>
+          <w:tcPr>
+            <w:tcW w:type="dxa" w:w="3324"/>
+          </w:tcPr>
+          <w:p>
+            <w:pPr>
+              <w:jc w:val="center"/>
+            </w:pPr>
+            <w:r>
+              <w:t>—</w:t>
+            </w:r>
+          </w:p>
+        </w:tc>
+      </w:tr>
+      <w:tr>
+        <w:tc>
+          <w:tcPr>
+            <w:tcW w:type="dxa" w:w="3324"/>
+          </w:tcPr>
+          <w:p>
+            <w:r>
+              <w:t>00-INSTRUKCIYA.pdf</w:t>
+            </w:r>
+          </w:p>
+        </w:tc>
+        <w:tc>
+          <w:tcPr>
+            <w:tcW w:type="dxa" w:w="3324"/>
+          </w:tcPr>
+          <w:p>
+            <w:r>
+              <w:t>Эта инструкция, PDF</w:t>
+            </w:r>
+          </w:p>
+        </w:tc>
+        <w:tc>
+          <w:tcPr>
+            <w:tcW w:type="dxa" w:w="3324"/>
+          </w:tcPr>
+          <w:p>
+            <w:pPr>
+              <w:jc w:val="center"/>
+            </w:pPr>
+            <w:r>
+              <w:t>—</w:t>
+            </w:r>
+          </w:p>
+        </w:tc>
+      </w:tr>
+      <w:tr>
+        <w:tc>
+          <w:tcPr>
+            <w:tcW w:type="dxa" w:w="3324"/>
           </w:tcPr>
           <w:p>
             <w:r>
@@ -133,21 +409,24 @@
         </w:tc>
         <w:tc>
           <w:tcPr>
-            <w:tcW w:type="dxa" w:w="3120"/>
+            <w:tcW w:type="dxa" w:w="3324"/>
           </w:tcPr>
           <w:p>
             <w:r>
-              <w:t>Для оформления позиции, уведомления или соглашения</w:t>
+              <w:t>Письменное поручение на дополнительный объём</w:t>
             </w:r>
           </w:p>
         </w:tc>
         <w:tc>
           <w:tcPr>
-            <w:tcW w:type="dxa" w:w="3120"/>
+            <w:tcW w:type="dxa" w:w="3324"/>
           </w:tcPr>
           <w:p>
+            <w:pPr>
+              <w:jc w:val="center"/>
+            </w:pPr>
             <w:r>
-              <w:t>Заполненный документ/реестр с ответственным и датой</w:t>
+              <w:t>А</w:t>
             </w:r>
           </w:p>
         </w:tc>
@@ -155,7 +434,7 @@
       <w:tr>
         <w:tc>
           <w:tcPr>
-            <w:tcW w:type="dxa" w:w="3120"/>
+            <w:tcW w:type="dxa" w:w="3324"/>
           </w:tcPr>
           <w:p>
             <w:r>
@@ -165,21 +444,24 @@
         </w:tc>
         <w:tc>
           <w:tcPr>
-            <w:tcW w:type="dxa" w:w="3120"/>
+            <w:tcW w:type="dxa" w:w="3324"/>
           </w:tcPr>
           <w:p>
             <w:r>
-              <w:t>Для оформления позиции, уведомления или соглашения</w:t>
+              <w:t>Описание и согласование дополнительного объёма</w:t>
             </w:r>
           </w:p>
         </w:tc>
         <w:tc>
           <w:tcPr>
-            <w:tcW w:type="dxa" w:w="3120"/>
+            <w:tcW w:type="dxa" w:w="3324"/>
           </w:tcPr>
           <w:p>
+            <w:pPr>
+              <w:jc w:val="center"/>
+            </w:pPr>
             <w:r>
-              <w:t>Заполненный документ/реестр с ответственным и датой</w:t>
+              <w:t>А, Б</w:t>
             </w:r>
           </w:p>
         </w:tc>
@@ -187,7 +469,7 @@
       <w:tr>
         <w:tc>
           <w:tcPr>
-            <w:tcW w:type="dxa" w:w="3120"/>
+            <w:tcW w:type="dxa" w:w="3324"/>
           </w:tcPr>
           <w:p>
             <w:r>
@@ -197,21 +479,24 @@
         </w:tc>
         <w:tc>
           <w:tcPr>
-            <w:tcW w:type="dxa" w:w="3120"/>
+            <w:tcW w:type="dxa" w:w="3324"/>
           </w:tcPr>
           <w:p>
             <w:r>
-              <w:t>Для оформления позиции, уведомления или соглашения</w:t>
+              <w:t>Уведомление заказчику о дополнительных работах</w:t>
             </w:r>
           </w:p>
         </w:tc>
         <w:tc>
           <w:tcPr>
-            <w:tcW w:type="dxa" w:w="3120"/>
+            <w:tcW w:type="dxa" w:w="3324"/>
           </w:tcPr>
           <w:p>
+            <w:pPr>
+              <w:jc w:val="center"/>
+            </w:pPr>
             <w:r>
-              <w:t>Заполненный документ/реестр с ответственным и датой</w:t>
+              <w:t>А, Б</w:t>
             </w:r>
           </w:p>
         </w:tc>
@@ -219,7 +504,7 @@
       <w:tr>
         <w:tc>
           <w:tcPr>
-            <w:tcW w:type="dxa" w:w="3120"/>
+            <w:tcW w:type="dxa" w:w="3324"/>
           </w:tcPr>
           <w:p>
             <w:r>
@@ -229,21 +514,24 @@
         </w:tc>
         <w:tc>
           <w:tcPr>
-            <w:tcW w:type="dxa" w:w="3120"/>
+            <w:tcW w:type="dxa" w:w="3324"/>
           </w:tcPr>
           <w:p>
             <w:r>
-              <w:t>Для оформления позиции, уведомления или соглашения</w:t>
+              <w:t>Акт освидетельствования скрытых работ</w:t>
             </w:r>
           </w:p>
         </w:tc>
         <w:tc>
           <w:tcPr>
-            <w:tcW w:type="dxa" w:w="3120"/>
+            <w:tcW w:type="dxa" w:w="3324"/>
           </w:tcPr>
           <w:p>
+            <w:pPr>
+              <w:jc w:val="center"/>
+            </w:pPr>
             <w:r>
-              <w:t>Заполненный документ/реестр с ответственным и датой</w:t>
+              <w:t>А, Б</w:t>
             </w:r>
           </w:p>
         </w:tc>
@@ -251,7 +539,7 @@
       <w:tr>
         <w:tc>
           <w:tcPr>
-            <w:tcW w:type="dxa" w:w="3120"/>
+            <w:tcW w:type="dxa" w:w="3324"/>
           </w:tcPr>
           <w:p>
             <w:r>
@@ -261,21 +549,24 @@
         </w:tc>
         <w:tc>
           <w:tcPr>
-            <w:tcW w:type="dxa" w:w="3120"/>
+            <w:tcW w:type="dxa" w:w="3324"/>
           </w:tcPr>
           <w:p>
             <w:r>
-              <w:t>Для оформления позиции, уведомления или соглашения</w:t>
+              <w:t>Расчёт влияния на срок и предлагаемая контрольная дата</w:t>
             </w:r>
           </w:p>
         </w:tc>
         <w:tc>
           <w:tcPr>
-            <w:tcW w:type="dxa" w:w="3120"/>
+            <w:tcW w:type="dxa" w:w="3324"/>
           </w:tcPr>
           <w:p>
+            <w:pPr>
+              <w:jc w:val="center"/>
+            </w:pPr>
             <w:r>
-              <w:t>Заполненный документ/реестр с ответственным и датой</w:t>
+              <w:t>А, Б</w:t>
             </w:r>
           </w:p>
         </w:tc>
@@ -283,7 +574,7 @@
       <w:tr>
         <w:tc>
           <w:tcPr>
-            <w:tcW w:type="dxa" w:w="3120"/>
+            <w:tcW w:type="dxa" w:w="3324"/>
           </w:tcPr>
           <w:p>
             <w:r>
@@ -293,21 +584,24 @@
         </w:tc>
         <w:tc>
           <w:tcPr>
-            <w:tcW w:type="dxa" w:w="3120"/>
+            <w:tcW w:type="dxa" w:w="3324"/>
           </w:tcPr>
           <w:p>
             <w:r>
-              <w:t>Для оформления позиции, уведомления или соглашения</w:t>
+              <w:t>Письмо о приостановке до решения заказчика</w:t>
             </w:r>
           </w:p>
         </w:tc>
         <w:tc>
           <w:tcPr>
-            <w:tcW w:type="dxa" w:w="3120"/>
+            <w:tcW w:type="dxa" w:w="3324"/>
           </w:tcPr>
           <w:p>
+            <w:pPr>
+              <w:jc w:val="center"/>
+            </w:pPr>
             <w:r>
-              <w:t>Заполненный документ/реестр с ответственным и датой</w:t>
+              <w:t>А</w:t>
             </w:r>
           </w:p>
         </w:tc>
@@ -315,7 +609,7 @@
       <w:tr>
         <w:tc>
           <w:tcPr>
-            <w:tcW w:type="dxa" w:w="3120"/>
+            <w:tcW w:type="dxa" w:w="3324"/>
           </w:tcPr>
           <w:p>
             <w:r>
@@ -325,21 +619,24 @@
         </w:tc>
         <w:tc>
           <w:tcPr>
-            <w:tcW w:type="dxa" w:w="3120"/>
+            <w:tcW w:type="dxa" w:w="3324"/>
           </w:tcPr>
           <w:p>
             <w:r>
-              <w:t>Для постоянного контроля статуса, сумм и сроков</w:t>
+              <w:t>Расчёт стоимости дополнительных работ</w:t>
             </w:r>
           </w:p>
         </w:tc>
         <w:tc>
           <w:tcPr>
-            <w:tcW w:type="dxa" w:w="3120"/>
+            <w:tcW w:type="dxa" w:w="3324"/>
           </w:tcPr>
           <w:p>
+            <w:pPr>
+              <w:jc w:val="center"/>
+            </w:pPr>
             <w:r>
-              <w:t>Заполненный документ/реестр с ответственным и датой</w:t>
+              <w:t>А, Б</w:t>
             </w:r>
           </w:p>
         </w:tc>
@@ -347,7 +644,7 @@
       <w:tr>
         <w:tc>
           <w:tcPr>
-            <w:tcW w:type="dxa" w:w="3120"/>
+            <w:tcW w:type="dxa" w:w="3324"/>
           </w:tcPr>
           <w:p>
             <w:r>
@@ -357,21 +654,24 @@
         </w:tc>
         <w:tc>
           <w:tcPr>
-            <w:tcW w:type="dxa" w:w="3120"/>
+            <w:tcW w:type="dxa" w:w="3324"/>
           </w:tcPr>
           <w:p>
             <w:r>
-              <w:t>Для постоянного контроля статуса, сумм и сроков</w:t>
+              <w:t>Журнал: основание, объём, статус, КС-2, оплата</w:t>
             </w:r>
           </w:p>
         </w:tc>
         <w:tc>
           <w:tcPr>
-            <w:tcW w:type="dxa" w:w="3120"/>
+            <w:tcW w:type="dxa" w:w="3324"/>
           </w:tcPr>
           <w:p>
+            <w:pPr>
+              <w:jc w:val="center"/>
+            </w:pPr>
             <w:r>
-              <w:t>Заполненный документ/реестр с ответственным и датой</w:t>
+              <w:t>А, Б</w:t>
             </w:r>
           </w:p>
         </w:tc>
@@ -379,7 +679,7 @@
       <w:tr>
         <w:tc>
           <w:tcPr>
-            <w:tcW w:type="dxa" w:w="3120"/>
+            <w:tcW w:type="dxa" w:w="3324"/>
           </w:tcPr>
           <w:p>
             <w:r>
@@ -389,21 +689,24 @@
         </w:tc>
         <w:tc>
           <w:tcPr>
-            <w:tcW w:type="dxa" w:w="3120"/>
+            <w:tcW w:type="dxa" w:w="3324"/>
           </w:tcPr>
           <w:p>
             <w:r>
-              <w:t>Для быстрой проверки последовательности действий</w:t>
+              <w:t>Чек-лист фотофиксации</w:t>
             </w:r>
           </w:p>
         </w:tc>
         <w:tc>
           <w:tcPr>
-            <w:tcW w:type="dxa" w:w="3120"/>
+            <w:tcW w:type="dxa" w:w="3324"/>
           </w:tcPr>
           <w:p>
+            <w:pPr>
+              <w:jc w:val="center"/>
+            </w:pPr>
             <w:r>
-              <w:t>Заполненный документ/реестр с ответственным и датой</w:t>
+              <w:t>А, Б</w:t>
             </w:r>
           </w:p>
         </w:tc>
@@ -411,7 +714,7 @@
       <w:tr>
         <w:tc>
           <w:tcPr>
-            <w:tcW w:type="dxa" w:w="3120"/>
+            <w:tcW w:type="dxa" w:w="3324"/>
           </w:tcPr>
           <w:p>
             <w:r>
@@ -421,32 +724,110 @@
         </w:tc>
         <w:tc>
           <w:tcPr>
-            <w:tcW w:type="dxa" w:w="3120"/>
+            <w:tcW w:type="dxa" w:w="3324"/>
           </w:tcPr>
           <w:p>
             <w:r>
-              <w:t>Для быстрой проверки последовательности действий</w:t>
+              <w:t>Два маршрута и контрольный порядок</w:t>
             </w:r>
           </w:p>
         </w:tc>
         <w:tc>
           <w:tcPr>
-            <w:tcW w:type="dxa" w:w="3120"/>
+            <w:tcW w:type="dxa" w:w="3324"/>
+          </w:tcPr>
+          <w:p>
+            <w:pPr>
+              <w:jc w:val="center"/>
+            </w:pPr>
+            <w:r>
+              <w:t>А, Б</w:t>
+            </w:r>
+          </w:p>
+        </w:tc>
+      </w:tr>
+      <w:tr>
+        <w:tc>
+          <w:tcPr>
+            <w:tcW w:type="dxa" w:w="3324"/>
           </w:tcPr>
           <w:p>
             <w:r>
-              <w:t>Заполненный документ/реестр с ответственным и датой</w:t>
+              <w:t>11-dopsoglashenie-obem-i-cena.docx</w:t>
+            </w:r>
+          </w:p>
+        </w:tc>
+        <w:tc>
+          <w:tcPr>
+            <w:tcW w:type="dxa" w:w="3324"/>
+          </w:tcPr>
+          <w:p>
+            <w:r>
+              <w:t>Допсоглашение об изменении объёма и цены</w:t>
+            </w:r>
+          </w:p>
+        </w:tc>
+        <w:tc>
+          <w:tcPr>
+            <w:tcW w:type="dxa" w:w="3324"/>
+          </w:tcPr>
+          <w:p>
+            <w:pPr>
+              <w:jc w:val="center"/>
+            </w:pPr>
+            <w:r>
+              <w:t>А, Б</w:t>
+            </w:r>
+          </w:p>
+        </w:tc>
+      </w:tr>
+      <w:tr>
+        <w:tc>
+          <w:tcPr>
+            <w:tcW w:type="dxa" w:w="3324"/>
+          </w:tcPr>
+          <w:p>
+            <w:r>
+              <w:t>12-dopsoglashenie-sroki-doprabot.docx</w:t>
+            </w:r>
+          </w:p>
+        </w:tc>
+        <w:tc>
+          <w:tcPr>
+            <w:tcW w:type="dxa" w:w="3324"/>
+          </w:tcPr>
+          <w:p>
+            <w:r>
+              <w:t>Допсоглашение об изменении сроков</w:t>
+            </w:r>
+          </w:p>
+        </w:tc>
+        <w:tc>
+          <w:tcPr>
+            <w:tcW w:type="dxa" w:w="3324"/>
+          </w:tcPr>
+          <w:p>
+            <w:pPr>
+              <w:jc w:val="center"/>
+            </w:pPr>
+            <w:r>
+              <w:t>А, Б</w:t>
             </w:r>
           </w:p>
         </w:tc>
       </w:tr>
     </w:tbl>
     <w:p>
+      <w:r>
+        <w:t>Word и Excel редактируются, PDF — чек-лист и алгоритм для работы, их заказчику не отправляют.</w:t>
+      </w:r>
+    </w:p>
+    <w:p>
       <w:pPr>
         <w:pStyle w:val="Heading1"/>
       </w:pPr>
       <w:r>
-        <w:t>Правила адаптации</w:t>
+        <w:t>5. Как закрепить результат работы</w:t>
       </w:r>
     </w:p>
     <w:p>
@@ -454,7 +835,7 @@
         <w:pStyle w:val="ListBullet"/>
       </w:pPr>
       <w:r>
-        <w:t>Не отправляйте документ с квадратными скобками и подсказками.</w:t>
+        <w:t>Сохраните поручение, описание дополнительного объёма и согласованную цену вместе с исходным договором.</w:t>
       </w:r>
     </w:p>
     <w:p>
@@ -462,7 +843,7 @@
         <w:pStyle w:val="ListBullet"/>
       </w:pPr>
       <w:r>
-        <w:t>Термины и сроки должны совпадать с договором.</w:t>
+        <w:t>Свяжите каждую позицию журнала с письмом, актом, фотографиями и расчётом стоимости.</w:t>
       </w:r>
     </w:p>
     <w:p>
@@ -470,7 +851,7 @@
         <w:pStyle w:val="ListBullet"/>
       </w:pPr>
       <w:r>
-        <w:t>Не меняйте факты задним числом; выпускайте новую версию.</w:t>
+        <w:t>После подписания включите объём в закрывающие документы и отслеживайте его оплату.</w:t>
       </w:r>
     </w:p>
     <w:p>
@@ -478,7 +859,15 @@
         <w:pStyle w:val="ListBullet"/>
       </w:pPr>
       <w:r>
-        <w:t>Сохраняйте подтверждение доставки рядом с отправленным файлом.</w:t>
+        <w:t>При отказе или отсутствии ответа сохраните подтверждение направления документов и собранные доказательства.</w:t>
+      </w:r>
+    </w:p>
+    <w:p>
+      <w:pPr>
+        <w:pStyle w:val="Heading1"/>
+      </w:pPr>
+      <w:r>
+        <w:t>6. Перед отправкой любого документа</w:t>
       </w:r>
     </w:p>
     <w:p>
@@ -486,7 +875,47 @@
         <w:pStyle w:val="ListBullet"/>
       </w:pPr>
       <w:r>
-        <w:t>Спорные юридические формулировки согласуйте с профильным специалистом.</w:t>
+        <w:t>Проверьте заполненные реквизиты сторон, договора, объекта, даты, подписи, полномочия подписантов и приложения в формах 01–06, 11 и 12.</w:t>
+      </w:r>
+    </w:p>
+    <w:p>
+      <w:pPr>
+        <w:pStyle w:val="ListBullet"/>
+      </w:pPr>
+      <w:r>
+        <w:t>Замените поля в квадратных скобках фактическими данными.</w:t>
+      </w:r>
+    </w:p>
+    <w:p>
+      <w:pPr>
+        <w:pStyle w:val="ListBullet"/>
+      </w:pPr>
+      <w:r>
+        <w:t>В формах 02, 03 и 11 оставьте только выбранный маршрут и относящиеся к нему заполненные сведения. В направляемых документах не должно остаться квадратных скобок и второго варианта на выбор.</w:t>
+      </w:r>
+    </w:p>
+    <w:p>
+      <w:pPr>
+        <w:pStyle w:val="ListBullet"/>
+      </w:pPr>
+      <w:r>
+        <w:t>Перед отправкой удалите рабочие подсказки, оставьте заполненные реквизиты, основной текст и приложения, которые относятся к вашему объекту.</w:t>
+      </w:r>
+    </w:p>
+    <w:p>
+      <w:pPr>
+        <w:pStyle w:val="ListBullet"/>
+      </w:pPr>
+      <w:r>
+        <w:t>Проверьте, что на экземпляре для заказчика указаны стороны, объект, дата, подписи и перечень приложений.</w:t>
+      </w:r>
+    </w:p>
+    <w:p>
+      <w:pPr>
+        <w:pStyle w:val="ListBullet"/>
+      </w:pPr>
+      <w:r>
+        <w:t>Сохраните отправленную версию и подтверждение доставки рядом с записью в журнале 08-zhurnal-doprabot.xlsx.</w:t>
       </w:r>
     </w:p>
     <w:p>
@@ -494,74 +923,51 @@
         <w:pStyle w:val="Heading1"/>
       </w:pPr>
       <w:r>
-        <w:t>Структура папки объекта</w:t>
+        <w:t>7. Если ситуация изменилась</w:t>
       </w:r>
     </w:p>
     <w:p>
       <w:r>
-        <w:t>01_Исходные → 02_Рабочие версии → 03_На согласовании → 04_Подписано → 05_Доказательства передачи → 06_Оплата</w:t>
+        <w:t>Допы согласованы и выполнены, работы закрыты, а оплаты нет — спор перешёл с доказанности поручения на сами деньги, и это другой набор документов. Куда идти дальше, сказано в 00-START-HERE.txt, раздел 7.</w:t>
+      </w:r>
+    </w:p>
+    <w:p>
+      <w:r>
+        <w:t>Вопросы по составу комплекта: marzhavbetone@yandex.ru</w:t>
       </w:r>
     </w:p>
     <w:p>
       <w:pPr>
-        <w:pStyle w:val="Heading1"/>
+        <w:pStyle w:val="Heading2"/>
       </w:pPr>
       <w:r>
-        <w:t>Контроль результата</w:t>
+        <w:rPr>
+          <w:color w:val="000000"/>
+          <w:sz w:val="20"/>
+        </w:rPr>
+        <w:t>Происхождение и применение форм</w:t>
       </w:r>
     </w:p>
     <w:p>
+      <w:pPr/>
       <w:r>
-        <w:t>Пакет внедрён, когда по каждому объёму видны: основание, факт выполнения, комплект доказательств, дата передачи, статус замечаний, сумма и контрольная дата оплаты.</w:t>
+        <w:t>Файл 04 следует составу и последовательности рекомендуемого образца акта освидетельствования скрытых работ из приложения № 3 к составу исполнительной документации, утвержденному приказом Минстроя России от 16.05.2023 № 344/пр. Он применим к скрытым работам при строительстве, реконструкции и капитальном ремонте объектов капитального строительства. Заполните всех участников и подписантов по фактическим ролям, проектные и исполнительные документы, даты, требования и решение о последующих работах. Подписывайте до закрытия работ следующими операциями.</w:t>
+      </w:r>
+    </w:p>
+    <w:p>
+      <w:pPr/>
+      <w:r>
+        <w:t>Связь с дополнительным объемом, журналом 08, фото и согласованием 02 указывайте в приложениях или дополнительных сведениях, не заменяя ими разделы акта. Остальные файлы комплекта — рабочие формы переписки, согласования, учета и расчета; общего образца Минстроя для них нет. Проверьте договор и утвержденный для объекта перечень исполнительной документации. Источник: https://publication.pravo.gov.ru/document/0001202306010019 .</w:t>
       </w:r>
     </w:p>
     <w:sectPr>
-      <w:headerReference w:type="default" r:id="rId9"/>
-      <w:footerReference w:type="default" r:id="rId10"/>
       <w:pgSz w:w="12240" w:h="15840"/>
-      <w:pgMar w:top="1440" w:right="1440" w:bottom="1440" w:left="1440" w:header="708" w:footer="708" w:gutter="0"/>
+      <w:pgMar w:top="1134" w:right="1134" w:bottom="1134" w:left="1134" w:header="720" w:footer="720" w:gutter="0"/>
       <w:cols w:space="720"/>
       <w:docGrid w:linePitch="360"/>
     </w:sectPr>
   </w:body>
 </w:document>
-</file>
-
-<file path=word/footer1.xml><?xml version="1.0" encoding="utf-8"?>
-<w:ftr xmlns:m="http://schemas.openxmlformats.org/officeDocument/2006/math" xmlns:mc="http://schemas.openxmlformats.org/markup-compatibility/2006" xmlns:mo="http://schemas.microsoft.com/office/mac/office/2008/main" xmlns:mv="urn:schemas-microsoft-com:mac:vml" xmlns:o="urn:schemas-microsoft-com:office:office" xmlns:r="http://schemas.openxmlformats.org/officeDocument/2006/relationships" xmlns:v="urn:schemas-microsoft-com:vml" xmlns:w10="urn:schemas-microsoft-com:office:word" xmlns:w14="http://schemas.microsoft.com/office/word/2010/wordml" xmlns:w="http://schemas.openxmlformats.org/wordprocessingml/2006/main" xmlns:wne="http://schemas.microsoft.com/office/word/2006/wordml" xmlns:wp14="http://schemas.microsoft.com/office/word/2010/wordprocessingDrawing" xmlns:wp="http://schemas.openxmlformats.org/drawingml/2006/wordprocessingDrawing" xmlns:wpc="http://schemas.microsoft.com/office/word/2010/wordprocessingCanvas" xmlns:wpg="http://schemas.microsoft.com/office/word/2010/wordprocessingGroup" xmlns:wpi="http://schemas.microsoft.com/office/word/2010/wordprocessingInk" xmlns:wps="http://schemas.microsoft.com/office/word/2010/wordprocessingShape" mc:Ignorable="w14 wp14">
-  <w:p>
-    <w:pPr>
-      <w:pStyle w:val="Footer"/>
-      <w:jc w:val="center"/>
-    </w:pPr>
-    <w:r>
-      <w:rPr>
-        <w:rFonts w:ascii="Arial" w:hAnsi="Arial"/>
-        <w:color w:val="787878"/>
-        <w:sz w:val="16"/>
-      </w:rPr>
-      <w:t>Инструкция — Допработы без потерь  •  версия 21.07.2026  •  marzhavbetone.ru</w:t>
-    </w:r>
-  </w:p>
-</w:ftr>
-</file>
-
-<file path=word/header1.xml><?xml version="1.0" encoding="utf-8"?>
-<w:hdr xmlns:m="http://schemas.openxmlformats.org/officeDocument/2006/math" xmlns:mc="http://schemas.openxmlformats.org/markup-compatibility/2006" xmlns:mo="http://schemas.microsoft.com/office/mac/office/2008/main" xmlns:mv="urn:schemas-microsoft-com:mac:vml" xmlns:o="urn:schemas-microsoft-com:office:office" xmlns:r="http://schemas.openxmlformats.org/officeDocument/2006/relationships" xmlns:v="urn:schemas-microsoft-com:vml" xmlns:w10="urn:schemas-microsoft-com:office:word" xmlns:w14="http://schemas.microsoft.com/office/word/2010/wordml" xmlns:w="http://schemas.openxmlformats.org/wordprocessingml/2006/main" xmlns:wne="http://schemas.microsoft.com/office/word/2006/wordml" xmlns:wp14="http://schemas.microsoft.com/office/word/2010/wordprocessingDrawing" xmlns:wp="http://schemas.openxmlformats.org/drawingml/2006/wordprocessingDrawing" xmlns:wpc="http://schemas.microsoft.com/office/word/2010/wordprocessingCanvas" xmlns:wpg="http://schemas.microsoft.com/office/word/2010/wordprocessingGroup" xmlns:wpi="http://schemas.microsoft.com/office/word/2010/wordprocessingInk" xmlns:wps="http://schemas.microsoft.com/office/word/2010/wordprocessingShape" mc:Ignorable="w14 wp14">
-  <w:p>
-    <w:pPr>
-      <w:pStyle w:val="Header"/>
-    </w:pPr>
-    <w:r>
-      <w:rPr>
-        <w:rFonts w:ascii="Arial" w:hAnsi="Arial"/>
-        <w:color w:val="646464"/>
-        <w:sz w:val="16"/>
-      </w:rPr>
-      <w:t>МАРЖА В БЕТОНЕ  /  РАБОЧИЙ ШАБЛОН</w:t>
-    </w:r>
-  </w:p>
-</w:hdr>
 </file>
 
 <file path=word/numbering.xml><?xml version="1.0" encoding="utf-8"?>
@@ -927,11 +1333,9 @@
     <w:name w:val="Normal"/>
     <w:qFormat/>
     <w:rsid w:val="00FC693F"/>
-    <w:pPr>
-      <w:spacing w:after="120" w:line="300" w:lineRule="auto"/>
-    </w:pPr>
     <w:rPr>
       <w:rFonts w:ascii="Arial" w:hAnsi="Arial"/>
+      <w:color w:val="2D3033"/>
       <w:sz w:val="22"/>
     </w:rPr>
   </w:style>
@@ -990,15 +1394,15 @@
     <w:pPr>
       <w:keepNext/>
       <w:keepLines/>
-      <w:spacing w:before="360" w:after="200"/>
+      <w:spacing w:before="480" w:after="0"/>
       <w:outlineLvl w:val="0"/>
     </w:pPr>
     <w:rPr>
       <w:rFonts w:asciiTheme="majorHAnsi" w:eastAsiaTheme="majorEastAsia" w:hAnsiTheme="majorHAnsi" w:cstheme="majorBidi" w:ascii="Arial" w:hAnsi="Arial"/>
       <w:b/>
       <w:bCs/>
-      <w:color w:val="2E74B5"/>
-      <w:sz w:val="32"/>
+      <w:color w:val="2D3033"/>
+      <w:sz w:val="28"/>
       <w:szCs w:val="28"/>
     </w:rPr>
   </w:style>
@@ -1014,14 +1418,14 @@
     <w:pPr>
       <w:keepNext/>
       <w:keepLines/>
-      <w:spacing w:before="280" w:after="140"/>
+      <w:spacing w:before="200" w:after="0"/>
       <w:outlineLvl w:val="1"/>
     </w:pPr>
     <w:rPr>
-      <w:rFonts w:asciiTheme="majorHAnsi" w:eastAsiaTheme="majorEastAsia" w:hAnsiTheme="majorHAnsi" w:cstheme="majorBidi" w:ascii="Arial" w:hAnsi="Arial"/>
+      <w:rFonts w:asciiTheme="majorHAnsi" w:eastAsiaTheme="majorEastAsia" w:hAnsiTheme="majorHAnsi" w:cstheme="majorBidi"/>
       <w:b/>
       <w:bCs/>
-      <w:color w:val="2E74B5"/>
+      <w:color w:val="4F81BD" w:themeColor="accent1"/>
       <w:sz w:val="26"/>
       <w:szCs w:val="26"/>
     </w:rPr>
@@ -1276,18 +1680,15 @@
     <w:qFormat/>
     <w:rsid w:val="00FC693F"/>
     <w:pPr>
-      <w:pBdr>
-        <w:bottom w:val="single" w:sz="8" w:space="4" w:color="4F81BD" w:themeColor="accent1"/>
-      </w:pBdr>
-      <w:spacing w:after="240" w:line="240" w:lineRule="auto" w:before="0"/>
+      <w:spacing w:after="300" w:line="240" w:lineRule="auto"/>
       <w:contextualSpacing/>
     </w:pPr>
     <w:rPr>
       <w:rFonts w:asciiTheme="majorHAnsi" w:eastAsiaTheme="majorEastAsia" w:hAnsiTheme="majorHAnsi" w:cstheme="majorBidi" w:ascii="Arial" w:hAnsi="Arial"/>
-      <w:color w:val="242629"/>
+      <w:color w:val="2D3033"/>
       <w:spacing w:val="5"/>
       <w:kern w:val="28"/>
-      <w:sz w:val="50"/>
+      <w:sz w:val="40"/>
       <w:szCs w:val="52"/>
     </w:rPr>
   </w:style>
